--- a/spa/docx/59.content.docx
+++ b/spa/docx/59.content.docx
@@ -28,22 +28,6 @@
       </w:r>
     </w:p>
     <w:p>
-      <w:pPr>
-        <w:pStyle w:val="Heading2"/>
-      </w:pPr>
-      <w:r>
-        <w:rPr>
-          <w:lang w:val="es_ES" w:bidi="es_ES"/>
-        </w:rPr>
-        <w:t>License Information</w:t>
-      </w:r>
-      <w:r>
-        <w:rPr>
-          <w:lang w:val="es_ES" w:bidi="es_ES"/>
-        </w:rPr>
-      </w:r>
-    </w:p>
-    <w:p>
       <w:pPr/>
       <w:r>
         <w:rPr>
@@ -61,13 +45,7 @@
         <w:rPr>
           <w:lang w:val="es_ES" w:bidi="es_ES"/>
         </w:rPr>
-        <w:t xml:space="preserve"> (Spanish) is based on</w:t>
-      </w:r>
-      <w:r>
-        <w:rPr>
-          <w:lang w:val="es_ES" w:bidi="es_ES"/>
-        </w:rPr>
-        <w:t xml:space="preserve">: </w:t>
+        <w:t xml:space="preserve"> (Spanish) is based on: </w:t>
       </w:r>
       <w:r>
         <w:rPr>
@@ -188,19 +166,6 @@
       <w:pPr>
         <w:pStyle w:val="Heading2"/>
       </w:pPr>
-      <w:r>
-        <w:rPr>
-          <w:lang w:val="es_ES" w:bidi="es_ES"/>
-        </w:rPr>
-      </w:r>
-    </w:p>
-    <w:p>
-      <w:pPr/>
-      <w:r>
-        <w:rPr>
-          <w:lang w:val="es_ES" w:bidi="es_ES"/>
-        </w:rPr>
-      </w:r>
       <w:r>
         <w:rPr>
           <w:lang w:val="es_ES" w:bidi="es_ES"/>

--- a/spa/docx/59.content.docx
+++ b/spa/docx/59.content.docx
@@ -45,19 +45,7 @@
         <w:rPr>
           <w:lang w:val="es_ES" w:bidi="es_ES"/>
         </w:rPr>
-        <w:t xml:space="preserve"> (Spanish) is based on: </w:t>
-      </w:r>
-      <w:r>
-        <w:rPr>
-          <w:lang w:val="es_ES" w:bidi="es_ES"/>
-        </w:rPr>
-        <w:t>Reina Valera 1909</w:t>
-      </w:r>
-      <w:r>
-        <w:rPr>
-          <w:lang w:val="es_ES" w:bidi="es_ES"/>
-        </w:rPr>
-        <w:t xml:space="preserve">, </w:t>
+        <w:t xml:space="preserve"> © 1909 </w:t>
       </w:r>
       <w:hyperlink r:id="rId13">
         <w:r>
@@ -75,9 +63,9 @@
         <w:rPr>
           <w:lang w:val="es_ES" w:bidi="es_ES"/>
         </w:rPr>
-        <w:t xml:space="preserve">, None, which is licensed under a </w:t>
-      </w:r>
-      <w:hyperlink r:id="rId14">
+        <w:t xml:space="preserve">, licensed under a </w:t>
+      </w:r>
+      <w:hyperlink r:id="rId13">
         <w:r>
           <w:rPr>
             <w:lang w:val="es_ES" w:bidi="es_ES"/>
@@ -94,25 +82,6 @@
           <w:lang w:val="es_ES" w:bidi="es_ES"/>
         </w:rPr>
         <w:t>.</w:t>
-      </w:r>
-      <w:r>
-        <w:rPr>
-          <w:lang w:val="es_ES" w:bidi="es_ES"/>
-        </w:rPr>
-      </w:r>
-    </w:p>
-    <w:p>
-      <w:pPr/>
-      <w:r>
-        <w:rPr>
-          <w:lang w:val="es_ES" w:bidi="es_ES"/>
-        </w:rPr>
-      </w:r>
-      <w:r>
-        <w:rPr>
-          <w:lang w:val="es_ES" w:bidi="es_ES"/>
-        </w:rPr>
-        <w:t>This PDF version is provided under the same license.</w:t>
       </w:r>
       <w:r>
         <w:rPr>
@@ -212,14 +181,6 @@
       </w:pPr>
     </w:p>
     <w:p>
-      <w:pPr/>
-      <w:r>
-        <w:rPr>
-          <w:lang w:val="es_ES" w:bidi="es_ES"/>
-        </w:rPr>
-      </w:r>
-    </w:p>
-    <w:p>
       <w:pPr>
         <w:pStyle w:val="Heading2"/>
       </w:pPr>
@@ -227,7 +188,7 @@
         <w:rPr>
           <w:lang w:val="es_ES" w:bidi="es_ES"/>
         </w:rPr>
-        <w:t>James 1:1</w:t>
+        <w:t>Santiago 1:1</w:t>
       </w:r>
       <w:r>
         <w:rPr>
@@ -255,24 +216,6 @@
         </w:rPr>
         <w:t xml:space="preserve"> JACOBO, siervo de Dios y del Señor Jesucristo, á las doce tribus que están esparcidas, salud.</w:t>
       </w:r>
-      <w:r>
-        <w:rPr>
-          <w:lang w:val="es_ES" w:bidi="es_ES"/>
-        </w:rPr>
-      </w:r>
-      <w:r>
-        <w:rPr>
-          <w:lang w:val="es_ES" w:bidi="es_ES"/>
-        </w:rPr>
-      </w:r>
-    </w:p>
-    <w:p>
-      <w:pPr/>
-      <w:r>
-        <w:rPr>
-          <w:lang w:val="es_ES" w:bidi="es_ES"/>
-        </w:rPr>
-      </w:r>
     </w:p>
     <w:p>
       <w:pPr/>
@@ -294,24 +237,6 @@
         </w:rPr>
         <w:t xml:space="preserve"> Hermanos míos, tened por sumo gozo cuando cayereis en diversas tentaciones;</w:t>
       </w:r>
-      <w:r>
-        <w:rPr>
-          <w:lang w:val="es_ES" w:bidi="es_ES"/>
-        </w:rPr>
-      </w:r>
-      <w:r>
-        <w:rPr>
-          <w:lang w:val="es_ES" w:bidi="es_ES"/>
-        </w:rPr>
-      </w:r>
-    </w:p>
-    <w:p>
-      <w:pPr/>
-      <w:r>
-        <w:rPr>
-          <w:lang w:val="es_ES" w:bidi="es_ES"/>
-        </w:rPr>
-      </w:r>
     </w:p>
     <w:p>
       <w:pPr/>
@@ -333,24 +258,6 @@
         </w:rPr>
         <w:t xml:space="preserve"> Sabiendo que la prueba de vuestra fe obra paciencia.</w:t>
       </w:r>
-      <w:r>
-        <w:rPr>
-          <w:lang w:val="es_ES" w:bidi="es_ES"/>
-        </w:rPr>
-      </w:r>
-      <w:r>
-        <w:rPr>
-          <w:lang w:val="es_ES" w:bidi="es_ES"/>
-        </w:rPr>
-      </w:r>
-    </w:p>
-    <w:p>
-      <w:pPr/>
-      <w:r>
-        <w:rPr>
-          <w:lang w:val="es_ES" w:bidi="es_ES"/>
-        </w:rPr>
-      </w:r>
     </w:p>
     <w:p>
       <w:pPr/>
@@ -372,24 +279,6 @@
         </w:rPr>
         <w:t xml:space="preserve"> Mas tenga la paciencia perfecta su obra, para que seáis perfectos y cabales, sin faltar en alguna cosa.</w:t>
       </w:r>
-      <w:r>
-        <w:rPr>
-          <w:lang w:val="es_ES" w:bidi="es_ES"/>
-        </w:rPr>
-      </w:r>
-      <w:r>
-        <w:rPr>
-          <w:lang w:val="es_ES" w:bidi="es_ES"/>
-        </w:rPr>
-      </w:r>
-    </w:p>
-    <w:p>
-      <w:pPr/>
-      <w:r>
-        <w:rPr>
-          <w:lang w:val="es_ES" w:bidi="es_ES"/>
-        </w:rPr>
-      </w:r>
     </w:p>
     <w:p>
       <w:pPr/>
@@ -411,24 +300,6 @@
         </w:rPr>
         <w:t xml:space="preserve"> Y si alguno de vosotros tiene falta de sabiduría, demándela á Dios, el cual da á todos abundantemente, y no zahiere; y le será dada.</w:t>
       </w:r>
-      <w:r>
-        <w:rPr>
-          <w:lang w:val="es_ES" w:bidi="es_ES"/>
-        </w:rPr>
-      </w:r>
-      <w:r>
-        <w:rPr>
-          <w:lang w:val="es_ES" w:bidi="es_ES"/>
-        </w:rPr>
-      </w:r>
-    </w:p>
-    <w:p>
-      <w:pPr/>
-      <w:r>
-        <w:rPr>
-          <w:lang w:val="es_ES" w:bidi="es_ES"/>
-        </w:rPr>
-      </w:r>
     </w:p>
     <w:p>
       <w:pPr/>
@@ -450,24 +321,6 @@
         </w:rPr>
         <w:t xml:space="preserve"> Pero pida en fe, no dudando nada: porque el que duda es semejante á la onda de la mar, que es movida del viento, y echada de una parte á otra.</w:t>
       </w:r>
-      <w:r>
-        <w:rPr>
-          <w:lang w:val="es_ES" w:bidi="es_ES"/>
-        </w:rPr>
-      </w:r>
-      <w:r>
-        <w:rPr>
-          <w:lang w:val="es_ES" w:bidi="es_ES"/>
-        </w:rPr>
-      </w:r>
-    </w:p>
-    <w:p>
-      <w:pPr/>
-      <w:r>
-        <w:rPr>
-          <w:lang w:val="es_ES" w:bidi="es_ES"/>
-        </w:rPr>
-      </w:r>
     </w:p>
     <w:p>
       <w:pPr/>
@@ -489,24 +342,6 @@
         </w:rPr>
         <w:t xml:space="preserve"> No piense pues el tal hombre que recibirá ninguna cosa del Señor.</w:t>
       </w:r>
-      <w:r>
-        <w:rPr>
-          <w:lang w:val="es_ES" w:bidi="es_ES"/>
-        </w:rPr>
-      </w:r>
-      <w:r>
-        <w:rPr>
-          <w:lang w:val="es_ES" w:bidi="es_ES"/>
-        </w:rPr>
-      </w:r>
-    </w:p>
-    <w:p>
-      <w:pPr/>
-      <w:r>
-        <w:rPr>
-          <w:lang w:val="es_ES" w:bidi="es_ES"/>
-        </w:rPr>
-      </w:r>
     </w:p>
     <w:p>
       <w:pPr/>
@@ -528,24 +363,6 @@
         </w:rPr>
         <w:t xml:space="preserve"> El hombre de doblado ánimo es inconstante en todos sus caminos.</w:t>
       </w:r>
-      <w:r>
-        <w:rPr>
-          <w:lang w:val="es_ES" w:bidi="es_ES"/>
-        </w:rPr>
-      </w:r>
-      <w:r>
-        <w:rPr>
-          <w:lang w:val="es_ES" w:bidi="es_ES"/>
-        </w:rPr>
-      </w:r>
-    </w:p>
-    <w:p>
-      <w:pPr/>
-      <w:r>
-        <w:rPr>
-          <w:lang w:val="es_ES" w:bidi="es_ES"/>
-        </w:rPr>
-      </w:r>
     </w:p>
     <w:p>
       <w:pPr/>
@@ -567,24 +384,6 @@
         </w:rPr>
         <w:t xml:space="preserve"> El hermano que es de baja suerte, gloríese en su alteza:</w:t>
       </w:r>
-      <w:r>
-        <w:rPr>
-          <w:lang w:val="es_ES" w:bidi="es_ES"/>
-        </w:rPr>
-      </w:r>
-      <w:r>
-        <w:rPr>
-          <w:lang w:val="es_ES" w:bidi="es_ES"/>
-        </w:rPr>
-      </w:r>
-    </w:p>
-    <w:p>
-      <w:pPr/>
-      <w:r>
-        <w:rPr>
-          <w:lang w:val="es_ES" w:bidi="es_ES"/>
-        </w:rPr>
-      </w:r>
     </w:p>
     <w:p>
       <w:pPr/>
@@ -606,24 +405,6 @@
         </w:rPr>
         <w:t xml:space="preserve"> Mas el que es rico, en su bajeza; porque él se pasará como la flor de la hierba.</w:t>
       </w:r>
-      <w:r>
-        <w:rPr>
-          <w:lang w:val="es_ES" w:bidi="es_ES"/>
-        </w:rPr>
-      </w:r>
-      <w:r>
-        <w:rPr>
-          <w:lang w:val="es_ES" w:bidi="es_ES"/>
-        </w:rPr>
-      </w:r>
-    </w:p>
-    <w:p>
-      <w:pPr/>
-      <w:r>
-        <w:rPr>
-          <w:lang w:val="es_ES" w:bidi="es_ES"/>
-        </w:rPr>
-      </w:r>
     </w:p>
     <w:p>
       <w:pPr/>
@@ -645,24 +426,6 @@
         </w:rPr>
         <w:t xml:space="preserve"> Porque salido el sol con ardor, la hierba se secó, y su flor se cayó, y pereció su hermosa apariencia: así también se marchitará el rico en todos sus caminos.</w:t>
       </w:r>
-      <w:r>
-        <w:rPr>
-          <w:lang w:val="es_ES" w:bidi="es_ES"/>
-        </w:rPr>
-      </w:r>
-      <w:r>
-        <w:rPr>
-          <w:lang w:val="es_ES" w:bidi="es_ES"/>
-        </w:rPr>
-      </w:r>
-    </w:p>
-    <w:p>
-      <w:pPr/>
-      <w:r>
-        <w:rPr>
-          <w:lang w:val="es_ES" w:bidi="es_ES"/>
-        </w:rPr>
-      </w:r>
     </w:p>
     <w:p>
       <w:pPr/>
@@ -684,24 +447,6 @@
         </w:rPr>
         <w:t xml:space="preserve"> Bienaventurado el varón que sufre la tentación; porque cuando fuere probado, recibirá la corona de vida, que Dios ha prometido á los que le aman.</w:t>
       </w:r>
-      <w:r>
-        <w:rPr>
-          <w:lang w:val="es_ES" w:bidi="es_ES"/>
-        </w:rPr>
-      </w:r>
-      <w:r>
-        <w:rPr>
-          <w:lang w:val="es_ES" w:bidi="es_ES"/>
-        </w:rPr>
-      </w:r>
-    </w:p>
-    <w:p>
-      <w:pPr/>
-      <w:r>
-        <w:rPr>
-          <w:lang w:val="es_ES" w:bidi="es_ES"/>
-        </w:rPr>
-      </w:r>
     </w:p>
     <w:p>
       <w:pPr/>
@@ -723,24 +468,6 @@
         </w:rPr>
         <w:t xml:space="preserve"> Cuando alguno es tentado, no diga que es tentado de Dios: porque Dios no puede ser tentado de los malos, ni él tienta á alguno:</w:t>
       </w:r>
-      <w:r>
-        <w:rPr>
-          <w:lang w:val="es_ES" w:bidi="es_ES"/>
-        </w:rPr>
-      </w:r>
-      <w:r>
-        <w:rPr>
-          <w:lang w:val="es_ES" w:bidi="es_ES"/>
-        </w:rPr>
-      </w:r>
-    </w:p>
-    <w:p>
-      <w:pPr/>
-      <w:r>
-        <w:rPr>
-          <w:lang w:val="es_ES" w:bidi="es_ES"/>
-        </w:rPr>
-      </w:r>
     </w:p>
     <w:p>
       <w:pPr/>
@@ -762,24 +489,6 @@
         </w:rPr>
         <w:t xml:space="preserve"> Sino que cada uno es tentado, cuando de su propia concupiscencia es atraído, y cebado.</w:t>
       </w:r>
-      <w:r>
-        <w:rPr>
-          <w:lang w:val="es_ES" w:bidi="es_ES"/>
-        </w:rPr>
-      </w:r>
-      <w:r>
-        <w:rPr>
-          <w:lang w:val="es_ES" w:bidi="es_ES"/>
-        </w:rPr>
-      </w:r>
-    </w:p>
-    <w:p>
-      <w:pPr/>
-      <w:r>
-        <w:rPr>
-          <w:lang w:val="es_ES" w:bidi="es_ES"/>
-        </w:rPr>
-      </w:r>
     </w:p>
     <w:p>
       <w:pPr/>
@@ -801,24 +510,6 @@
         </w:rPr>
         <w:t xml:space="preserve"> Y la concupiscencia, después que ha concebido, pare el pecado: y el pecado, siendo cumplido, engendra muerte.</w:t>
       </w:r>
-      <w:r>
-        <w:rPr>
-          <w:lang w:val="es_ES" w:bidi="es_ES"/>
-        </w:rPr>
-      </w:r>
-      <w:r>
-        <w:rPr>
-          <w:lang w:val="es_ES" w:bidi="es_ES"/>
-        </w:rPr>
-      </w:r>
-    </w:p>
-    <w:p>
-      <w:pPr/>
-      <w:r>
-        <w:rPr>
-          <w:lang w:val="es_ES" w:bidi="es_ES"/>
-        </w:rPr>
-      </w:r>
     </w:p>
     <w:p>
       <w:pPr/>
@@ -840,24 +531,6 @@
         </w:rPr>
         <w:t xml:space="preserve"> Amados hermanos míos, no erréis.</w:t>
       </w:r>
-      <w:r>
-        <w:rPr>
-          <w:lang w:val="es_ES" w:bidi="es_ES"/>
-        </w:rPr>
-      </w:r>
-      <w:r>
-        <w:rPr>
-          <w:lang w:val="es_ES" w:bidi="es_ES"/>
-        </w:rPr>
-      </w:r>
-    </w:p>
-    <w:p>
-      <w:pPr/>
-      <w:r>
-        <w:rPr>
-          <w:lang w:val="es_ES" w:bidi="es_ES"/>
-        </w:rPr>
-      </w:r>
     </w:p>
     <w:p>
       <w:pPr/>
@@ -879,24 +552,6 @@
         </w:rPr>
         <w:t xml:space="preserve"> Toda buena dádiva y todo don perfecto es de lo alto, que desciende del Padre de las luces, en el cual no hay mudanza, ni sombra de variación.</w:t>
       </w:r>
-      <w:r>
-        <w:rPr>
-          <w:lang w:val="es_ES" w:bidi="es_ES"/>
-        </w:rPr>
-      </w:r>
-      <w:r>
-        <w:rPr>
-          <w:lang w:val="es_ES" w:bidi="es_ES"/>
-        </w:rPr>
-      </w:r>
-    </w:p>
-    <w:p>
-      <w:pPr/>
-      <w:r>
-        <w:rPr>
-          <w:lang w:val="es_ES" w:bidi="es_ES"/>
-        </w:rPr>
-      </w:r>
     </w:p>
     <w:p>
       <w:pPr/>
@@ -918,24 +573,6 @@
         </w:rPr>
         <w:t xml:space="preserve"> El, de su voluntad nos ha engendrado por la palabra de verdad, para que seamos primicias de sus criaturas.</w:t>
       </w:r>
-      <w:r>
-        <w:rPr>
-          <w:lang w:val="es_ES" w:bidi="es_ES"/>
-        </w:rPr>
-      </w:r>
-      <w:r>
-        <w:rPr>
-          <w:lang w:val="es_ES" w:bidi="es_ES"/>
-        </w:rPr>
-      </w:r>
-    </w:p>
-    <w:p>
-      <w:pPr/>
-      <w:r>
-        <w:rPr>
-          <w:lang w:val="es_ES" w:bidi="es_ES"/>
-        </w:rPr>
-      </w:r>
     </w:p>
     <w:p>
       <w:pPr/>
@@ -957,24 +594,6 @@
         </w:rPr>
         <w:t xml:space="preserve"> Por esto, mis amados hermanos, todo hombre sea pronto para oir, tardío para hablar, tardío para airarse:</w:t>
       </w:r>
-      <w:r>
-        <w:rPr>
-          <w:lang w:val="es_ES" w:bidi="es_ES"/>
-        </w:rPr>
-      </w:r>
-      <w:r>
-        <w:rPr>
-          <w:lang w:val="es_ES" w:bidi="es_ES"/>
-        </w:rPr>
-      </w:r>
-    </w:p>
-    <w:p>
-      <w:pPr/>
-      <w:r>
-        <w:rPr>
-          <w:lang w:val="es_ES" w:bidi="es_ES"/>
-        </w:rPr>
-      </w:r>
     </w:p>
     <w:p>
       <w:pPr/>
@@ -996,24 +615,6 @@
         </w:rPr>
         <w:t xml:space="preserve"> Porque la ira del hombre no obra la justicia de Dios.</w:t>
       </w:r>
-      <w:r>
-        <w:rPr>
-          <w:lang w:val="es_ES" w:bidi="es_ES"/>
-        </w:rPr>
-      </w:r>
-      <w:r>
-        <w:rPr>
-          <w:lang w:val="es_ES" w:bidi="es_ES"/>
-        </w:rPr>
-      </w:r>
-    </w:p>
-    <w:p>
-      <w:pPr/>
-      <w:r>
-        <w:rPr>
-          <w:lang w:val="es_ES" w:bidi="es_ES"/>
-        </w:rPr>
-      </w:r>
     </w:p>
     <w:p>
       <w:pPr/>
@@ -1035,24 +636,6 @@
         </w:rPr>
         <w:t xml:space="preserve"> Por lo cual, dejando toda inmundicia y superfluidad de malicia, recibid con mansedumbre la palabra ingerida, la cual puede hacer salvas vuestras almas.</w:t>
       </w:r>
-      <w:r>
-        <w:rPr>
-          <w:lang w:val="es_ES" w:bidi="es_ES"/>
-        </w:rPr>
-      </w:r>
-      <w:r>
-        <w:rPr>
-          <w:lang w:val="es_ES" w:bidi="es_ES"/>
-        </w:rPr>
-      </w:r>
-    </w:p>
-    <w:p>
-      <w:pPr/>
-      <w:r>
-        <w:rPr>
-          <w:lang w:val="es_ES" w:bidi="es_ES"/>
-        </w:rPr>
-      </w:r>
     </w:p>
     <w:p>
       <w:pPr/>
@@ -1074,24 +657,6 @@
         </w:rPr>
         <w:t xml:space="preserve"> Mas sed hacedores de la palabra, y no tan solamente oidores, engañándoos á vosotros mismos.</w:t>
       </w:r>
-      <w:r>
-        <w:rPr>
-          <w:lang w:val="es_ES" w:bidi="es_ES"/>
-        </w:rPr>
-      </w:r>
-      <w:r>
-        <w:rPr>
-          <w:lang w:val="es_ES" w:bidi="es_ES"/>
-        </w:rPr>
-      </w:r>
-    </w:p>
-    <w:p>
-      <w:pPr/>
-      <w:r>
-        <w:rPr>
-          <w:lang w:val="es_ES" w:bidi="es_ES"/>
-        </w:rPr>
-      </w:r>
     </w:p>
     <w:p>
       <w:pPr/>
@@ -1113,24 +678,6 @@
         </w:rPr>
         <w:t xml:space="preserve"> Porque si alguno oye la palabra, y no la pone por obra, este tal es semejante al hombre que considera en un espejo su rostro natural.</w:t>
       </w:r>
-      <w:r>
-        <w:rPr>
-          <w:lang w:val="es_ES" w:bidi="es_ES"/>
-        </w:rPr>
-      </w:r>
-      <w:r>
-        <w:rPr>
-          <w:lang w:val="es_ES" w:bidi="es_ES"/>
-        </w:rPr>
-      </w:r>
-    </w:p>
-    <w:p>
-      <w:pPr/>
-      <w:r>
-        <w:rPr>
-          <w:lang w:val="es_ES" w:bidi="es_ES"/>
-        </w:rPr>
-      </w:r>
     </w:p>
     <w:p>
       <w:pPr/>
@@ -1152,24 +699,6 @@
         </w:rPr>
         <w:t xml:space="preserve"> Porque él se consideró á sí mismo, y se fué, y luego se olvidó qué tal era.</w:t>
       </w:r>
-      <w:r>
-        <w:rPr>
-          <w:lang w:val="es_ES" w:bidi="es_ES"/>
-        </w:rPr>
-      </w:r>
-      <w:r>
-        <w:rPr>
-          <w:lang w:val="es_ES" w:bidi="es_ES"/>
-        </w:rPr>
-      </w:r>
-    </w:p>
-    <w:p>
-      <w:pPr/>
-      <w:r>
-        <w:rPr>
-          <w:lang w:val="es_ES" w:bidi="es_ES"/>
-        </w:rPr>
-      </w:r>
     </w:p>
     <w:p>
       <w:pPr/>
@@ -1191,24 +720,6 @@
         </w:rPr>
         <w:t xml:space="preserve"> Mas el que hubiere mirado atentamente en la perfecta ley, que es la de la libertad, y perseverado en ella, no siendo oidor olvidadizo, sino hacedor de la obra, este tal será bienaventurado en su hecho.</w:t>
       </w:r>
-      <w:r>
-        <w:rPr>
-          <w:lang w:val="es_ES" w:bidi="es_ES"/>
-        </w:rPr>
-      </w:r>
-      <w:r>
-        <w:rPr>
-          <w:lang w:val="es_ES" w:bidi="es_ES"/>
-        </w:rPr>
-      </w:r>
-    </w:p>
-    <w:p>
-      <w:pPr/>
-      <w:r>
-        <w:rPr>
-          <w:lang w:val="es_ES" w:bidi="es_ES"/>
-        </w:rPr>
-      </w:r>
     </w:p>
     <w:p>
       <w:pPr/>
@@ -1230,24 +741,6 @@
         </w:rPr>
         <w:t xml:space="preserve"> Si alguno piensa ser religioso entre vosotros, y no refrena su lengua, sino engañando su corazón, la religión del tal es vana.</w:t>
       </w:r>
-      <w:r>
-        <w:rPr>
-          <w:lang w:val="es_ES" w:bidi="es_ES"/>
-        </w:rPr>
-      </w:r>
-      <w:r>
-        <w:rPr>
-          <w:lang w:val="es_ES" w:bidi="es_ES"/>
-        </w:rPr>
-      </w:r>
-    </w:p>
-    <w:p>
-      <w:pPr/>
-      <w:r>
-        <w:rPr>
-          <w:lang w:val="es_ES" w:bidi="es_ES"/>
-        </w:rPr>
-      </w:r>
     </w:p>
     <w:p>
       <w:pPr/>
@@ -1269,24 +762,6 @@
         </w:rPr>
         <w:t xml:space="preserve"> La religión pura y sin mácula delante de Dios y Padre es esta: Visitar los huérfanos y las viudas en sus tribulaciones, y guardarse sin mancha de este mundo.</w:t>
       </w:r>
-      <w:r>
-        <w:rPr>
-          <w:lang w:val="es_ES" w:bidi="es_ES"/>
-        </w:rPr>
-      </w:r>
-      <w:r>
-        <w:rPr>
-          <w:lang w:val="es_ES" w:bidi="es_ES"/>
-        </w:rPr>
-      </w:r>
-    </w:p>
-    <w:p>
-      <w:pPr/>
-      <w:r>
-        <w:rPr>
-          <w:lang w:val="es_ES" w:bidi="es_ES"/>
-        </w:rPr>
-      </w:r>
     </w:p>
     <w:p>
       <w:pPr>
@@ -1296,7 +771,7 @@
         <w:rPr>
           <w:lang w:val="es_ES" w:bidi="es_ES"/>
         </w:rPr>
-        <w:t>James 2:1</w:t>
+        <w:t>Santiago 2:1</w:t>
       </w:r>
       <w:r>
         <w:rPr>
@@ -1324,24 +799,6 @@
         </w:rPr>
         <w:t xml:space="preserve"> HERMANOS míos, no tengáis la fe de nuestro Señor Jesucristo glorioso en acepción de personas.</w:t>
       </w:r>
-      <w:r>
-        <w:rPr>
-          <w:lang w:val="es_ES" w:bidi="es_ES"/>
-        </w:rPr>
-      </w:r>
-      <w:r>
-        <w:rPr>
-          <w:lang w:val="es_ES" w:bidi="es_ES"/>
-        </w:rPr>
-      </w:r>
-    </w:p>
-    <w:p>
-      <w:pPr/>
-      <w:r>
-        <w:rPr>
-          <w:lang w:val="es_ES" w:bidi="es_ES"/>
-        </w:rPr>
-      </w:r>
     </w:p>
     <w:p>
       <w:pPr/>
@@ -1363,24 +820,6 @@
         </w:rPr>
         <w:t xml:space="preserve"> Porque si en vuestra congregación entra un hombre con anillo de oro, y de preciosa ropa, y también entra un pobre con vestidura vil,</w:t>
       </w:r>
-      <w:r>
-        <w:rPr>
-          <w:lang w:val="es_ES" w:bidi="es_ES"/>
-        </w:rPr>
-      </w:r>
-      <w:r>
-        <w:rPr>
-          <w:lang w:val="es_ES" w:bidi="es_ES"/>
-        </w:rPr>
-      </w:r>
-    </w:p>
-    <w:p>
-      <w:pPr/>
-      <w:r>
-        <w:rPr>
-          <w:lang w:val="es_ES" w:bidi="es_ES"/>
-        </w:rPr>
-      </w:r>
     </w:p>
     <w:p>
       <w:pPr/>
@@ -1402,24 +841,6 @@
         </w:rPr>
         <w:t xml:space="preserve"> Y tuviereis respeto al que trae la vestidura preciosa, y le dijereis: Siéntate tú aquí en buen lugar: y dijereis al pobre: Estáte tú allí en pie; ó siéntate aquí debajo de mi estrado:</w:t>
       </w:r>
-      <w:r>
-        <w:rPr>
-          <w:lang w:val="es_ES" w:bidi="es_ES"/>
-        </w:rPr>
-      </w:r>
-      <w:r>
-        <w:rPr>
-          <w:lang w:val="es_ES" w:bidi="es_ES"/>
-        </w:rPr>
-      </w:r>
-    </w:p>
-    <w:p>
-      <w:pPr/>
-      <w:r>
-        <w:rPr>
-          <w:lang w:val="es_ES" w:bidi="es_ES"/>
-        </w:rPr>
-      </w:r>
     </w:p>
     <w:p>
       <w:pPr/>
@@ -1441,24 +862,6 @@
         </w:rPr>
         <w:t xml:space="preserve"> ¿No juzgáis en vosotros mismos, y venís á ser jueces de pensamientos malos?</w:t>
       </w:r>
-      <w:r>
-        <w:rPr>
-          <w:lang w:val="es_ES" w:bidi="es_ES"/>
-        </w:rPr>
-      </w:r>
-      <w:r>
-        <w:rPr>
-          <w:lang w:val="es_ES" w:bidi="es_ES"/>
-        </w:rPr>
-      </w:r>
-    </w:p>
-    <w:p>
-      <w:pPr/>
-      <w:r>
-        <w:rPr>
-          <w:lang w:val="es_ES" w:bidi="es_ES"/>
-        </w:rPr>
-      </w:r>
     </w:p>
     <w:p>
       <w:pPr/>
@@ -1480,24 +883,6 @@
         </w:rPr>
         <w:t xml:space="preserve"> Hermanos míos amados, oid: ¿No ha elegido Dios los pobres de este mundo, ricos en fe, y herederos del reino que ha prometido á los que le aman?</w:t>
       </w:r>
-      <w:r>
-        <w:rPr>
-          <w:lang w:val="es_ES" w:bidi="es_ES"/>
-        </w:rPr>
-      </w:r>
-      <w:r>
-        <w:rPr>
-          <w:lang w:val="es_ES" w:bidi="es_ES"/>
-        </w:rPr>
-      </w:r>
-    </w:p>
-    <w:p>
-      <w:pPr/>
-      <w:r>
-        <w:rPr>
-          <w:lang w:val="es_ES" w:bidi="es_ES"/>
-        </w:rPr>
-      </w:r>
     </w:p>
     <w:p>
       <w:pPr/>
@@ -1519,24 +904,6 @@
         </w:rPr>
         <w:t xml:space="preserve"> Mas vosotros habéis afrentado al pobre. ¿No os oprimen los ricos, y no son ellos los mismos que os arrastran á los juzgados?</w:t>
       </w:r>
-      <w:r>
-        <w:rPr>
-          <w:lang w:val="es_ES" w:bidi="es_ES"/>
-        </w:rPr>
-      </w:r>
-      <w:r>
-        <w:rPr>
-          <w:lang w:val="es_ES" w:bidi="es_ES"/>
-        </w:rPr>
-      </w:r>
-    </w:p>
-    <w:p>
-      <w:pPr/>
-      <w:r>
-        <w:rPr>
-          <w:lang w:val="es_ES" w:bidi="es_ES"/>
-        </w:rPr>
-      </w:r>
     </w:p>
     <w:p>
       <w:pPr/>
@@ -1558,24 +925,6 @@
         </w:rPr>
         <w:t xml:space="preserve"> ¿No blasfeman ellos el buen nombre que fué invocado sobre vosotros?</w:t>
       </w:r>
-      <w:r>
-        <w:rPr>
-          <w:lang w:val="es_ES" w:bidi="es_ES"/>
-        </w:rPr>
-      </w:r>
-      <w:r>
-        <w:rPr>
-          <w:lang w:val="es_ES" w:bidi="es_ES"/>
-        </w:rPr>
-      </w:r>
-    </w:p>
-    <w:p>
-      <w:pPr/>
-      <w:r>
-        <w:rPr>
-          <w:lang w:val="es_ES" w:bidi="es_ES"/>
-        </w:rPr>
-      </w:r>
     </w:p>
     <w:p>
       <w:pPr/>
@@ -1597,24 +946,6 @@
         </w:rPr>
         <w:t xml:space="preserve"> Si en verdad cumplís vosotros la ley real, conforme á la Escritura: Amarás á tu prójimo como á ti mismo, bien hacéis:</w:t>
       </w:r>
-      <w:r>
-        <w:rPr>
-          <w:lang w:val="es_ES" w:bidi="es_ES"/>
-        </w:rPr>
-      </w:r>
-      <w:r>
-        <w:rPr>
-          <w:lang w:val="es_ES" w:bidi="es_ES"/>
-        </w:rPr>
-      </w:r>
-    </w:p>
-    <w:p>
-      <w:pPr/>
-      <w:r>
-        <w:rPr>
-          <w:lang w:val="es_ES" w:bidi="es_ES"/>
-        </w:rPr>
-      </w:r>
     </w:p>
     <w:p>
       <w:pPr/>
@@ -1636,24 +967,6 @@
         </w:rPr>
         <w:t xml:space="preserve"> Mas si hacéis acepción de personas, cometéis pecado, y sois reconvenidos de la ley como transgresores.</w:t>
       </w:r>
-      <w:r>
-        <w:rPr>
-          <w:lang w:val="es_ES" w:bidi="es_ES"/>
-        </w:rPr>
-      </w:r>
-      <w:r>
-        <w:rPr>
-          <w:lang w:val="es_ES" w:bidi="es_ES"/>
-        </w:rPr>
-      </w:r>
-    </w:p>
-    <w:p>
-      <w:pPr/>
-      <w:r>
-        <w:rPr>
-          <w:lang w:val="es_ES" w:bidi="es_ES"/>
-        </w:rPr>
-      </w:r>
     </w:p>
     <w:p>
       <w:pPr/>
@@ -1675,24 +988,6 @@
         </w:rPr>
         <w:t xml:space="preserve"> Porque cualquiera que hubiere guardado toda la ley, y ofendiere en un punto, es hecho culpado de todos.</w:t>
       </w:r>
-      <w:r>
-        <w:rPr>
-          <w:lang w:val="es_ES" w:bidi="es_ES"/>
-        </w:rPr>
-      </w:r>
-      <w:r>
-        <w:rPr>
-          <w:lang w:val="es_ES" w:bidi="es_ES"/>
-        </w:rPr>
-      </w:r>
-    </w:p>
-    <w:p>
-      <w:pPr/>
-      <w:r>
-        <w:rPr>
-          <w:lang w:val="es_ES" w:bidi="es_ES"/>
-        </w:rPr>
-      </w:r>
     </w:p>
     <w:p>
       <w:pPr/>
@@ -1714,24 +1009,6 @@
         </w:rPr>
         <w:t xml:space="preserve"> Porque el que dijo: No cometerás adulterio, también ha dicho: No matarás. Ahora bien, si no hubieres cometido adulterio, pero hubieres matado, ya eres hecho transgresor de la ley.</w:t>
       </w:r>
-      <w:r>
-        <w:rPr>
-          <w:lang w:val="es_ES" w:bidi="es_ES"/>
-        </w:rPr>
-      </w:r>
-      <w:r>
-        <w:rPr>
-          <w:lang w:val="es_ES" w:bidi="es_ES"/>
-        </w:rPr>
-      </w:r>
-    </w:p>
-    <w:p>
-      <w:pPr/>
-      <w:r>
-        <w:rPr>
-          <w:lang w:val="es_ES" w:bidi="es_ES"/>
-        </w:rPr>
-      </w:r>
     </w:p>
     <w:p>
       <w:pPr/>
@@ -1753,24 +1030,6 @@
         </w:rPr>
         <w:t xml:space="preserve"> Así hablad, y así obrad, como los que habéis de ser juzgados por la ley de libertad.</w:t>
       </w:r>
-      <w:r>
-        <w:rPr>
-          <w:lang w:val="es_ES" w:bidi="es_ES"/>
-        </w:rPr>
-      </w:r>
-      <w:r>
-        <w:rPr>
-          <w:lang w:val="es_ES" w:bidi="es_ES"/>
-        </w:rPr>
-      </w:r>
-    </w:p>
-    <w:p>
-      <w:pPr/>
-      <w:r>
-        <w:rPr>
-          <w:lang w:val="es_ES" w:bidi="es_ES"/>
-        </w:rPr>
-      </w:r>
     </w:p>
     <w:p>
       <w:pPr/>
@@ -1792,24 +1051,6 @@
         </w:rPr>
         <w:t xml:space="preserve"> Porque juicio sin misericordia será hecho con aquel que no hiciere misericordia: y la misericordia se gloría contra el juicio.</w:t>
       </w:r>
-      <w:r>
-        <w:rPr>
-          <w:lang w:val="es_ES" w:bidi="es_ES"/>
-        </w:rPr>
-      </w:r>
-      <w:r>
-        <w:rPr>
-          <w:lang w:val="es_ES" w:bidi="es_ES"/>
-        </w:rPr>
-      </w:r>
-    </w:p>
-    <w:p>
-      <w:pPr/>
-      <w:r>
-        <w:rPr>
-          <w:lang w:val="es_ES" w:bidi="es_ES"/>
-        </w:rPr>
-      </w:r>
     </w:p>
     <w:p>
       <w:pPr/>
@@ -1831,24 +1072,6 @@
         </w:rPr>
         <w:t xml:space="preserve"> Hermanos míos, ¿qué aprovechará si alguno dice que tiene fe, y no tiene obras? ¿Podrá la fe salvarle?</w:t>
       </w:r>
-      <w:r>
-        <w:rPr>
-          <w:lang w:val="es_ES" w:bidi="es_ES"/>
-        </w:rPr>
-      </w:r>
-      <w:r>
-        <w:rPr>
-          <w:lang w:val="es_ES" w:bidi="es_ES"/>
-        </w:rPr>
-      </w:r>
-    </w:p>
-    <w:p>
-      <w:pPr/>
-      <w:r>
-        <w:rPr>
-          <w:lang w:val="es_ES" w:bidi="es_ES"/>
-        </w:rPr>
-      </w:r>
     </w:p>
     <w:p>
       <w:pPr/>
@@ -1870,24 +1093,6 @@
         </w:rPr>
         <w:t xml:space="preserve"> Y si el hermano ó la hermana están desnudos, y tienen necesidad del mantenimiento de cada día,</w:t>
       </w:r>
-      <w:r>
-        <w:rPr>
-          <w:lang w:val="es_ES" w:bidi="es_ES"/>
-        </w:rPr>
-      </w:r>
-      <w:r>
-        <w:rPr>
-          <w:lang w:val="es_ES" w:bidi="es_ES"/>
-        </w:rPr>
-      </w:r>
-    </w:p>
-    <w:p>
-      <w:pPr/>
-      <w:r>
-        <w:rPr>
-          <w:lang w:val="es_ES" w:bidi="es_ES"/>
-        </w:rPr>
-      </w:r>
     </w:p>
     <w:p>
       <w:pPr/>
@@ -1909,24 +1114,6 @@
         </w:rPr>
         <w:t xml:space="preserve"> Y alguno de vosotros les dice: Id en paz, calentaos y hartaos; pero no les diereis las cosas que son necesarias para el cuerpo: ¿qué aprovechará?</w:t>
       </w:r>
-      <w:r>
-        <w:rPr>
-          <w:lang w:val="es_ES" w:bidi="es_ES"/>
-        </w:rPr>
-      </w:r>
-      <w:r>
-        <w:rPr>
-          <w:lang w:val="es_ES" w:bidi="es_ES"/>
-        </w:rPr>
-      </w:r>
-    </w:p>
-    <w:p>
-      <w:pPr/>
-      <w:r>
-        <w:rPr>
-          <w:lang w:val="es_ES" w:bidi="es_ES"/>
-        </w:rPr>
-      </w:r>
     </w:p>
     <w:p>
       <w:pPr/>
@@ -1948,24 +1135,6 @@
         </w:rPr>
         <w:t xml:space="preserve"> Así también la fe, si no tuviere obras, es muerta en sí misma.</w:t>
       </w:r>
-      <w:r>
-        <w:rPr>
-          <w:lang w:val="es_ES" w:bidi="es_ES"/>
-        </w:rPr>
-      </w:r>
-      <w:r>
-        <w:rPr>
-          <w:lang w:val="es_ES" w:bidi="es_ES"/>
-        </w:rPr>
-      </w:r>
-    </w:p>
-    <w:p>
-      <w:pPr/>
-      <w:r>
-        <w:rPr>
-          <w:lang w:val="es_ES" w:bidi="es_ES"/>
-        </w:rPr>
-      </w:r>
     </w:p>
     <w:p>
       <w:pPr/>
@@ -1987,24 +1156,6 @@
         </w:rPr>
         <w:t xml:space="preserve"> Pero alguno dirá: Tú tienes fe, y yo tengo obras: muéstrame tu fe sin tus obras, y yo te mostraré mi fe por mis obras.</w:t>
       </w:r>
-      <w:r>
-        <w:rPr>
-          <w:lang w:val="es_ES" w:bidi="es_ES"/>
-        </w:rPr>
-      </w:r>
-      <w:r>
-        <w:rPr>
-          <w:lang w:val="es_ES" w:bidi="es_ES"/>
-        </w:rPr>
-      </w:r>
-    </w:p>
-    <w:p>
-      <w:pPr/>
-      <w:r>
-        <w:rPr>
-          <w:lang w:val="es_ES" w:bidi="es_ES"/>
-        </w:rPr>
-      </w:r>
     </w:p>
     <w:p>
       <w:pPr/>
@@ -2026,24 +1177,6 @@
         </w:rPr>
         <w:t xml:space="preserve"> Tú crees que Dios es uno; bien haces: también los demonios creen, y tiemblan.</w:t>
       </w:r>
-      <w:r>
-        <w:rPr>
-          <w:lang w:val="es_ES" w:bidi="es_ES"/>
-        </w:rPr>
-      </w:r>
-      <w:r>
-        <w:rPr>
-          <w:lang w:val="es_ES" w:bidi="es_ES"/>
-        </w:rPr>
-      </w:r>
-    </w:p>
-    <w:p>
-      <w:pPr/>
-      <w:r>
-        <w:rPr>
-          <w:lang w:val="es_ES" w:bidi="es_ES"/>
-        </w:rPr>
-      </w:r>
     </w:p>
     <w:p>
       <w:pPr/>
@@ -2065,24 +1198,6 @@
         </w:rPr>
         <w:t xml:space="preserve"> ¿Mas quieres saber, hombre vano, que la fe sin obras es muerta?</w:t>
       </w:r>
-      <w:r>
-        <w:rPr>
-          <w:lang w:val="es_ES" w:bidi="es_ES"/>
-        </w:rPr>
-      </w:r>
-      <w:r>
-        <w:rPr>
-          <w:lang w:val="es_ES" w:bidi="es_ES"/>
-        </w:rPr>
-      </w:r>
-    </w:p>
-    <w:p>
-      <w:pPr/>
-      <w:r>
-        <w:rPr>
-          <w:lang w:val="es_ES" w:bidi="es_ES"/>
-        </w:rPr>
-      </w:r>
     </w:p>
     <w:p>
       <w:pPr/>
@@ -2104,24 +1219,6 @@
         </w:rPr>
         <w:t xml:space="preserve"> ¿No fué justificado por las obras Abraham nuestro padre, cuando ofreció á su hijo Isaac sobre el altar?</w:t>
       </w:r>
-      <w:r>
-        <w:rPr>
-          <w:lang w:val="es_ES" w:bidi="es_ES"/>
-        </w:rPr>
-      </w:r>
-      <w:r>
-        <w:rPr>
-          <w:lang w:val="es_ES" w:bidi="es_ES"/>
-        </w:rPr>
-      </w:r>
-    </w:p>
-    <w:p>
-      <w:pPr/>
-      <w:r>
-        <w:rPr>
-          <w:lang w:val="es_ES" w:bidi="es_ES"/>
-        </w:rPr>
-      </w:r>
     </w:p>
     <w:p>
       <w:pPr/>
@@ -2143,24 +1240,6 @@
         </w:rPr>
         <w:t xml:space="preserve"> ¿No ves que la fe obró con sus obras, y que la fe fué perfecta por las obras?</w:t>
       </w:r>
-      <w:r>
-        <w:rPr>
-          <w:lang w:val="es_ES" w:bidi="es_ES"/>
-        </w:rPr>
-      </w:r>
-      <w:r>
-        <w:rPr>
-          <w:lang w:val="es_ES" w:bidi="es_ES"/>
-        </w:rPr>
-      </w:r>
-    </w:p>
-    <w:p>
-      <w:pPr/>
-      <w:r>
-        <w:rPr>
-          <w:lang w:val="es_ES" w:bidi="es_ES"/>
-        </w:rPr>
-      </w:r>
     </w:p>
     <w:p>
       <w:pPr/>
@@ -2182,24 +1261,6 @@
         </w:rPr>
         <w:t xml:space="preserve"> Y fué cumplida la Escritura que dice: Abraham creyó á Dios, y le fué imputado á justicia, y fué llamado amigo de Dios.</w:t>
       </w:r>
-      <w:r>
-        <w:rPr>
-          <w:lang w:val="es_ES" w:bidi="es_ES"/>
-        </w:rPr>
-      </w:r>
-      <w:r>
-        <w:rPr>
-          <w:lang w:val="es_ES" w:bidi="es_ES"/>
-        </w:rPr>
-      </w:r>
-    </w:p>
-    <w:p>
-      <w:pPr/>
-      <w:r>
-        <w:rPr>
-          <w:lang w:val="es_ES" w:bidi="es_ES"/>
-        </w:rPr>
-      </w:r>
     </w:p>
     <w:p>
       <w:pPr/>
@@ -2221,24 +1282,6 @@
         </w:rPr>
         <w:t xml:space="preserve"> Vosotros veis, pues, que el hombre es justificado por las obras, y no solamente por la fe.</w:t>
       </w:r>
-      <w:r>
-        <w:rPr>
-          <w:lang w:val="es_ES" w:bidi="es_ES"/>
-        </w:rPr>
-      </w:r>
-      <w:r>
-        <w:rPr>
-          <w:lang w:val="es_ES" w:bidi="es_ES"/>
-        </w:rPr>
-      </w:r>
-    </w:p>
-    <w:p>
-      <w:pPr/>
-      <w:r>
-        <w:rPr>
-          <w:lang w:val="es_ES" w:bidi="es_ES"/>
-        </w:rPr>
-      </w:r>
     </w:p>
     <w:p>
       <w:pPr/>
@@ -2260,24 +1303,6 @@
         </w:rPr>
         <w:t xml:space="preserve"> Asimismo también Rahab la ramera, ¿no fué justificada por obras, cuando recibió los mensajeros, y los echó fuera por otro camino?</w:t>
       </w:r>
-      <w:r>
-        <w:rPr>
-          <w:lang w:val="es_ES" w:bidi="es_ES"/>
-        </w:rPr>
-      </w:r>
-      <w:r>
-        <w:rPr>
-          <w:lang w:val="es_ES" w:bidi="es_ES"/>
-        </w:rPr>
-      </w:r>
-    </w:p>
-    <w:p>
-      <w:pPr/>
-      <w:r>
-        <w:rPr>
-          <w:lang w:val="es_ES" w:bidi="es_ES"/>
-        </w:rPr>
-      </w:r>
     </w:p>
     <w:p>
       <w:pPr/>
@@ -2299,24 +1324,6 @@
         </w:rPr>
         <w:t xml:space="preserve"> Porque como el cuerpo sin espíritu está muerto, así también la fe sin obras es muerta.</w:t>
       </w:r>
-      <w:r>
-        <w:rPr>
-          <w:lang w:val="es_ES" w:bidi="es_ES"/>
-        </w:rPr>
-      </w:r>
-      <w:r>
-        <w:rPr>
-          <w:lang w:val="es_ES" w:bidi="es_ES"/>
-        </w:rPr>
-      </w:r>
-    </w:p>
-    <w:p>
-      <w:pPr/>
-      <w:r>
-        <w:rPr>
-          <w:lang w:val="es_ES" w:bidi="es_ES"/>
-        </w:rPr>
-      </w:r>
     </w:p>
     <w:p>
       <w:pPr>
@@ -2326,7 +1333,7 @@
         <w:rPr>
           <w:lang w:val="es_ES" w:bidi="es_ES"/>
         </w:rPr>
-        <w:t>James 3:1</w:t>
+        <w:t>Santiago 3:1</w:t>
       </w:r>
       <w:r>
         <w:rPr>
@@ -2354,24 +1361,6 @@
         </w:rPr>
         <w:t xml:space="preserve"> HERMANOS míos, no os hagáis muchos maestros, sabiendo que recibiremos mayor condenación.</w:t>
       </w:r>
-      <w:r>
-        <w:rPr>
-          <w:lang w:val="es_ES" w:bidi="es_ES"/>
-        </w:rPr>
-      </w:r>
-      <w:r>
-        <w:rPr>
-          <w:lang w:val="es_ES" w:bidi="es_ES"/>
-        </w:rPr>
-      </w:r>
-    </w:p>
-    <w:p>
-      <w:pPr/>
-      <w:r>
-        <w:rPr>
-          <w:lang w:val="es_ES" w:bidi="es_ES"/>
-        </w:rPr>
-      </w:r>
     </w:p>
     <w:p>
       <w:pPr/>
@@ -2393,24 +1382,6 @@
         </w:rPr>
         <w:t xml:space="preserve"> Porque todos ofendemos en muchas cosas. Si alguno no ofende en palabra, éste es varón perfecto, que también puede con freno gobernar todo el cuerpo.</w:t>
       </w:r>
-      <w:r>
-        <w:rPr>
-          <w:lang w:val="es_ES" w:bidi="es_ES"/>
-        </w:rPr>
-      </w:r>
-      <w:r>
-        <w:rPr>
-          <w:lang w:val="es_ES" w:bidi="es_ES"/>
-        </w:rPr>
-      </w:r>
-    </w:p>
-    <w:p>
-      <w:pPr/>
-      <w:r>
-        <w:rPr>
-          <w:lang w:val="es_ES" w:bidi="es_ES"/>
-        </w:rPr>
-      </w:r>
     </w:p>
     <w:p>
       <w:pPr/>
@@ -2432,24 +1403,6 @@
         </w:rPr>
         <w:t xml:space="preserve"> He aquí nosotros ponemos frenos en las bocas de los caballos para que nos obedezcan, y gobernamos todo su cuerpo.</w:t>
       </w:r>
-      <w:r>
-        <w:rPr>
-          <w:lang w:val="es_ES" w:bidi="es_ES"/>
-        </w:rPr>
-      </w:r>
-      <w:r>
-        <w:rPr>
-          <w:lang w:val="es_ES" w:bidi="es_ES"/>
-        </w:rPr>
-      </w:r>
-    </w:p>
-    <w:p>
-      <w:pPr/>
-      <w:r>
-        <w:rPr>
-          <w:lang w:val="es_ES" w:bidi="es_ES"/>
-        </w:rPr>
-      </w:r>
     </w:p>
     <w:p>
       <w:pPr/>
@@ -2471,24 +1424,6 @@
         </w:rPr>
         <w:t xml:space="preserve"> Mirad también las naves: aunque tan grandes, y llevadas de impetuosos vientos, son gobernadas con un muy pequeño timón por donde quisiere el que las gobierna.</w:t>
       </w:r>
-      <w:r>
-        <w:rPr>
-          <w:lang w:val="es_ES" w:bidi="es_ES"/>
-        </w:rPr>
-      </w:r>
-      <w:r>
-        <w:rPr>
-          <w:lang w:val="es_ES" w:bidi="es_ES"/>
-        </w:rPr>
-      </w:r>
-    </w:p>
-    <w:p>
-      <w:pPr/>
-      <w:r>
-        <w:rPr>
-          <w:lang w:val="es_ES" w:bidi="es_ES"/>
-        </w:rPr>
-      </w:r>
     </w:p>
     <w:p>
       <w:pPr/>
@@ -2510,24 +1445,6 @@
         </w:rPr>
         <w:t xml:space="preserve"> Así también, la lengua es un miembro pequeño, y se gloría de grandes cosas. He aquí, un pequeño fuego ¡cuán grande bosque enciende!</w:t>
       </w:r>
-      <w:r>
-        <w:rPr>
-          <w:lang w:val="es_ES" w:bidi="es_ES"/>
-        </w:rPr>
-      </w:r>
-      <w:r>
-        <w:rPr>
-          <w:lang w:val="es_ES" w:bidi="es_ES"/>
-        </w:rPr>
-      </w:r>
-    </w:p>
-    <w:p>
-      <w:pPr/>
-      <w:r>
-        <w:rPr>
-          <w:lang w:val="es_ES" w:bidi="es_ES"/>
-        </w:rPr>
-      </w:r>
     </w:p>
     <w:p>
       <w:pPr/>
@@ -2549,24 +1466,6 @@
         </w:rPr>
         <w:t xml:space="preserve"> Y la lengua es un fuego, un mundo de maldad. Así la lengua está puesta entre nuestros miembros, la cual contamina todo el cuerpo, é inflama la rueda de la creación, y es inflamada del infierno.</w:t>
       </w:r>
-      <w:r>
-        <w:rPr>
-          <w:lang w:val="es_ES" w:bidi="es_ES"/>
-        </w:rPr>
-      </w:r>
-      <w:r>
-        <w:rPr>
-          <w:lang w:val="es_ES" w:bidi="es_ES"/>
-        </w:rPr>
-      </w:r>
-    </w:p>
-    <w:p>
-      <w:pPr/>
-      <w:r>
-        <w:rPr>
-          <w:lang w:val="es_ES" w:bidi="es_ES"/>
-        </w:rPr>
-      </w:r>
     </w:p>
     <w:p>
       <w:pPr/>
@@ -2588,24 +1487,6 @@
         </w:rPr>
         <w:t xml:space="preserve"> Porque toda naturaleza de bestias, y de aves, y de serpientes, y de seres de la mar, se doma y es domada de la naturaleza humana:</w:t>
       </w:r>
-      <w:r>
-        <w:rPr>
-          <w:lang w:val="es_ES" w:bidi="es_ES"/>
-        </w:rPr>
-      </w:r>
-      <w:r>
-        <w:rPr>
-          <w:lang w:val="es_ES" w:bidi="es_ES"/>
-        </w:rPr>
-      </w:r>
-    </w:p>
-    <w:p>
-      <w:pPr/>
-      <w:r>
-        <w:rPr>
-          <w:lang w:val="es_ES" w:bidi="es_ES"/>
-        </w:rPr>
-      </w:r>
     </w:p>
     <w:p>
       <w:pPr/>
@@ -2627,24 +1508,6 @@
         </w:rPr>
         <w:t xml:space="preserve"> Pero ningún hombre puede domar la lengua, que es un mal que no puede ser refrenado; llena de veneno mortal.</w:t>
       </w:r>
-      <w:r>
-        <w:rPr>
-          <w:lang w:val="es_ES" w:bidi="es_ES"/>
-        </w:rPr>
-      </w:r>
-      <w:r>
-        <w:rPr>
-          <w:lang w:val="es_ES" w:bidi="es_ES"/>
-        </w:rPr>
-      </w:r>
-    </w:p>
-    <w:p>
-      <w:pPr/>
-      <w:r>
-        <w:rPr>
-          <w:lang w:val="es_ES" w:bidi="es_ES"/>
-        </w:rPr>
-      </w:r>
     </w:p>
     <w:p>
       <w:pPr/>
@@ -2666,24 +1529,6 @@
         </w:rPr>
         <w:t xml:space="preserve"> Con ella bendecimos al Dios y Padre, y con ella maldecimos á los hombres, los cuales son hechos á la semejanza de Dios.</w:t>
       </w:r>
-      <w:r>
-        <w:rPr>
-          <w:lang w:val="es_ES" w:bidi="es_ES"/>
-        </w:rPr>
-      </w:r>
-      <w:r>
-        <w:rPr>
-          <w:lang w:val="es_ES" w:bidi="es_ES"/>
-        </w:rPr>
-      </w:r>
-    </w:p>
-    <w:p>
-      <w:pPr/>
-      <w:r>
-        <w:rPr>
-          <w:lang w:val="es_ES" w:bidi="es_ES"/>
-        </w:rPr>
-      </w:r>
     </w:p>
     <w:p>
       <w:pPr/>
@@ -2705,24 +1550,6 @@
         </w:rPr>
         <w:t xml:space="preserve"> De una misma boca proceden bendición y maldición. Hermanos míos, no conviene que estas cosas sean así hechas.</w:t>
       </w:r>
-      <w:r>
-        <w:rPr>
-          <w:lang w:val="es_ES" w:bidi="es_ES"/>
-        </w:rPr>
-      </w:r>
-      <w:r>
-        <w:rPr>
-          <w:lang w:val="es_ES" w:bidi="es_ES"/>
-        </w:rPr>
-      </w:r>
-    </w:p>
-    <w:p>
-      <w:pPr/>
-      <w:r>
-        <w:rPr>
-          <w:lang w:val="es_ES" w:bidi="es_ES"/>
-        </w:rPr>
-      </w:r>
     </w:p>
     <w:p>
       <w:pPr/>
@@ -2744,24 +1571,6 @@
         </w:rPr>
         <w:t xml:space="preserve"> ¿Echa alguna fuente por una misma abertura agua dulce y amarga?</w:t>
       </w:r>
-      <w:r>
-        <w:rPr>
-          <w:lang w:val="es_ES" w:bidi="es_ES"/>
-        </w:rPr>
-      </w:r>
-      <w:r>
-        <w:rPr>
-          <w:lang w:val="es_ES" w:bidi="es_ES"/>
-        </w:rPr>
-      </w:r>
-    </w:p>
-    <w:p>
-      <w:pPr/>
-      <w:r>
-        <w:rPr>
-          <w:lang w:val="es_ES" w:bidi="es_ES"/>
-        </w:rPr>
-      </w:r>
     </w:p>
     <w:p>
       <w:pPr/>
@@ -2783,24 +1592,6 @@
         </w:rPr>
         <w:t xml:space="preserve"> Hermanos míos, ¿puede la higuera producir aceitunas, ó la vid higos? Así ninguna fuente puede hacer agua salada y dulce.</w:t>
       </w:r>
-      <w:r>
-        <w:rPr>
-          <w:lang w:val="es_ES" w:bidi="es_ES"/>
-        </w:rPr>
-      </w:r>
-      <w:r>
-        <w:rPr>
-          <w:lang w:val="es_ES" w:bidi="es_ES"/>
-        </w:rPr>
-      </w:r>
-    </w:p>
-    <w:p>
-      <w:pPr/>
-      <w:r>
-        <w:rPr>
-          <w:lang w:val="es_ES" w:bidi="es_ES"/>
-        </w:rPr>
-      </w:r>
     </w:p>
     <w:p>
       <w:pPr/>
@@ -2822,24 +1613,6 @@
         </w:rPr>
         <w:t xml:space="preserve"> ¿Quién es sabio y avisado entre vosotros? muestre por buena conversación sus obras en mansedumbre de sabiduría.</w:t>
       </w:r>
-      <w:r>
-        <w:rPr>
-          <w:lang w:val="es_ES" w:bidi="es_ES"/>
-        </w:rPr>
-      </w:r>
-      <w:r>
-        <w:rPr>
-          <w:lang w:val="es_ES" w:bidi="es_ES"/>
-        </w:rPr>
-      </w:r>
-    </w:p>
-    <w:p>
-      <w:pPr/>
-      <w:r>
-        <w:rPr>
-          <w:lang w:val="es_ES" w:bidi="es_ES"/>
-        </w:rPr>
-      </w:r>
     </w:p>
     <w:p>
       <w:pPr/>
@@ -2861,24 +1634,6 @@
         </w:rPr>
         <w:t xml:space="preserve"> Pero si tenéis envidia amarga y contención en vuestros corazones, no os gloriéis, ni seáis mentirosos contra la verdad:</w:t>
       </w:r>
-      <w:r>
-        <w:rPr>
-          <w:lang w:val="es_ES" w:bidi="es_ES"/>
-        </w:rPr>
-      </w:r>
-      <w:r>
-        <w:rPr>
-          <w:lang w:val="es_ES" w:bidi="es_ES"/>
-        </w:rPr>
-      </w:r>
-    </w:p>
-    <w:p>
-      <w:pPr/>
-      <w:r>
-        <w:rPr>
-          <w:lang w:val="es_ES" w:bidi="es_ES"/>
-        </w:rPr>
-      </w:r>
     </w:p>
     <w:p>
       <w:pPr/>
@@ -2900,24 +1655,6 @@
         </w:rPr>
         <w:t xml:space="preserve"> Que esta sabiduría no es la que desciende de lo alto, sino terrena, animal, diabólica.</w:t>
       </w:r>
-      <w:r>
-        <w:rPr>
-          <w:lang w:val="es_ES" w:bidi="es_ES"/>
-        </w:rPr>
-      </w:r>
-      <w:r>
-        <w:rPr>
-          <w:lang w:val="es_ES" w:bidi="es_ES"/>
-        </w:rPr>
-      </w:r>
-    </w:p>
-    <w:p>
-      <w:pPr/>
-      <w:r>
-        <w:rPr>
-          <w:lang w:val="es_ES" w:bidi="es_ES"/>
-        </w:rPr>
-      </w:r>
     </w:p>
     <w:p>
       <w:pPr/>
@@ -2939,24 +1676,6 @@
         </w:rPr>
         <w:t xml:space="preserve"> Porque donde hay envidia y contención, allí hay perturbación y toda obra perversa.</w:t>
       </w:r>
-      <w:r>
-        <w:rPr>
-          <w:lang w:val="es_ES" w:bidi="es_ES"/>
-        </w:rPr>
-      </w:r>
-      <w:r>
-        <w:rPr>
-          <w:lang w:val="es_ES" w:bidi="es_ES"/>
-        </w:rPr>
-      </w:r>
-    </w:p>
-    <w:p>
-      <w:pPr/>
-      <w:r>
-        <w:rPr>
-          <w:lang w:val="es_ES" w:bidi="es_ES"/>
-        </w:rPr>
-      </w:r>
     </w:p>
     <w:p>
       <w:pPr/>
@@ -2978,24 +1697,6 @@
         </w:rPr>
         <w:t xml:space="preserve"> Mas la sabiduría que es de lo alto, primeramente es pura, después pacífica, modesta, benigna, llena de misericordia y de buenos frutos, no juzgadora, no fingida.</w:t>
       </w:r>
-      <w:r>
-        <w:rPr>
-          <w:lang w:val="es_ES" w:bidi="es_ES"/>
-        </w:rPr>
-      </w:r>
-      <w:r>
-        <w:rPr>
-          <w:lang w:val="es_ES" w:bidi="es_ES"/>
-        </w:rPr>
-      </w:r>
-    </w:p>
-    <w:p>
-      <w:pPr/>
-      <w:r>
-        <w:rPr>
-          <w:lang w:val="es_ES" w:bidi="es_ES"/>
-        </w:rPr>
-      </w:r>
     </w:p>
     <w:p>
       <w:pPr/>
@@ -3017,24 +1718,6 @@
         </w:rPr>
         <w:t xml:space="preserve"> Y el fruto de justicia se siembra en paz para aquellos que hacen paz.</w:t>
       </w:r>
-      <w:r>
-        <w:rPr>
-          <w:lang w:val="es_ES" w:bidi="es_ES"/>
-        </w:rPr>
-      </w:r>
-      <w:r>
-        <w:rPr>
-          <w:lang w:val="es_ES" w:bidi="es_ES"/>
-        </w:rPr>
-      </w:r>
-    </w:p>
-    <w:p>
-      <w:pPr/>
-      <w:r>
-        <w:rPr>
-          <w:lang w:val="es_ES" w:bidi="es_ES"/>
-        </w:rPr>
-      </w:r>
     </w:p>
     <w:p>
       <w:pPr>
@@ -3044,7 +1727,7 @@
         <w:rPr>
           <w:lang w:val="es_ES" w:bidi="es_ES"/>
         </w:rPr>
-        <w:t>James 4:1</w:t>
+        <w:t>Santiago 4:1</w:t>
       </w:r>
       <w:r>
         <w:rPr>
@@ -3072,24 +1755,6 @@
         </w:rPr>
         <w:t xml:space="preserve"> ¿DE dónde vienen las guerras y los pleitos entre vosotros? ¿No son de vuestras concupiscencias, las cuales combaten en vuestros miembros?</w:t>
       </w:r>
-      <w:r>
-        <w:rPr>
-          <w:lang w:val="es_ES" w:bidi="es_ES"/>
-        </w:rPr>
-      </w:r>
-      <w:r>
-        <w:rPr>
-          <w:lang w:val="es_ES" w:bidi="es_ES"/>
-        </w:rPr>
-      </w:r>
-    </w:p>
-    <w:p>
-      <w:pPr/>
-      <w:r>
-        <w:rPr>
-          <w:lang w:val="es_ES" w:bidi="es_ES"/>
-        </w:rPr>
-      </w:r>
     </w:p>
     <w:p>
       <w:pPr/>
@@ -3111,24 +1776,6 @@
         </w:rPr>
         <w:t xml:space="preserve"> Codiciáis, y no tenéis; matáis y ardéis de envidia, y no podéis alcanzar; combatís y guerreáis, y no tenéis lo que deseáis, porque no pedís.</w:t>
       </w:r>
-      <w:r>
-        <w:rPr>
-          <w:lang w:val="es_ES" w:bidi="es_ES"/>
-        </w:rPr>
-      </w:r>
-      <w:r>
-        <w:rPr>
-          <w:lang w:val="es_ES" w:bidi="es_ES"/>
-        </w:rPr>
-      </w:r>
-    </w:p>
-    <w:p>
-      <w:pPr/>
-      <w:r>
-        <w:rPr>
-          <w:lang w:val="es_ES" w:bidi="es_ES"/>
-        </w:rPr>
-      </w:r>
     </w:p>
     <w:p>
       <w:pPr/>
@@ -3150,24 +1797,6 @@
         </w:rPr>
         <w:t xml:space="preserve"> Pedís, y no recibís, porque pedís mal, para gastar en vuestros deleites.</w:t>
       </w:r>
-      <w:r>
-        <w:rPr>
-          <w:lang w:val="es_ES" w:bidi="es_ES"/>
-        </w:rPr>
-      </w:r>
-      <w:r>
-        <w:rPr>
-          <w:lang w:val="es_ES" w:bidi="es_ES"/>
-        </w:rPr>
-      </w:r>
-    </w:p>
-    <w:p>
-      <w:pPr/>
-      <w:r>
-        <w:rPr>
-          <w:lang w:val="es_ES" w:bidi="es_ES"/>
-        </w:rPr>
-      </w:r>
     </w:p>
     <w:p>
       <w:pPr/>
@@ -3189,24 +1818,6 @@
         </w:rPr>
         <w:t xml:space="preserve"> Adúlteros y adúlteras, ¿no sabéis que la amistad del mundo es enemistad con Dios? Cualquiera pues que quisiere ser amigo del mundo, se constituye enemigo de Dios.</w:t>
       </w:r>
-      <w:r>
-        <w:rPr>
-          <w:lang w:val="es_ES" w:bidi="es_ES"/>
-        </w:rPr>
-      </w:r>
-      <w:r>
-        <w:rPr>
-          <w:lang w:val="es_ES" w:bidi="es_ES"/>
-        </w:rPr>
-      </w:r>
-    </w:p>
-    <w:p>
-      <w:pPr/>
-      <w:r>
-        <w:rPr>
-          <w:lang w:val="es_ES" w:bidi="es_ES"/>
-        </w:rPr>
-      </w:r>
     </w:p>
     <w:p>
       <w:pPr/>
@@ -3228,24 +1839,6 @@
         </w:rPr>
         <w:t xml:space="preserve"> ¿Pensáis que la Escritura dice sin causa: El espíritu que mora en nosotros codicia para envidia?</w:t>
       </w:r>
-      <w:r>
-        <w:rPr>
-          <w:lang w:val="es_ES" w:bidi="es_ES"/>
-        </w:rPr>
-      </w:r>
-      <w:r>
-        <w:rPr>
-          <w:lang w:val="es_ES" w:bidi="es_ES"/>
-        </w:rPr>
-      </w:r>
-    </w:p>
-    <w:p>
-      <w:pPr/>
-      <w:r>
-        <w:rPr>
-          <w:lang w:val="es_ES" w:bidi="es_ES"/>
-        </w:rPr>
-      </w:r>
     </w:p>
     <w:p>
       <w:pPr/>
@@ -3267,24 +1860,6 @@
         </w:rPr>
         <w:t xml:space="preserve"> Mas él da mayor gracia. Por esto dice: Dios resiste á los soberbios, y da gracia á los humildes.</w:t>
       </w:r>
-      <w:r>
-        <w:rPr>
-          <w:lang w:val="es_ES" w:bidi="es_ES"/>
-        </w:rPr>
-      </w:r>
-      <w:r>
-        <w:rPr>
-          <w:lang w:val="es_ES" w:bidi="es_ES"/>
-        </w:rPr>
-      </w:r>
-    </w:p>
-    <w:p>
-      <w:pPr/>
-      <w:r>
-        <w:rPr>
-          <w:lang w:val="es_ES" w:bidi="es_ES"/>
-        </w:rPr>
-      </w:r>
     </w:p>
     <w:p>
       <w:pPr/>
@@ -3306,24 +1881,6 @@
         </w:rPr>
         <w:t xml:space="preserve"> Someteos pues á Dios; resistid al diablo, y de vosotros huirá.</w:t>
       </w:r>
-      <w:r>
-        <w:rPr>
-          <w:lang w:val="es_ES" w:bidi="es_ES"/>
-        </w:rPr>
-      </w:r>
-      <w:r>
-        <w:rPr>
-          <w:lang w:val="es_ES" w:bidi="es_ES"/>
-        </w:rPr>
-      </w:r>
-    </w:p>
-    <w:p>
-      <w:pPr/>
-      <w:r>
-        <w:rPr>
-          <w:lang w:val="es_ES" w:bidi="es_ES"/>
-        </w:rPr>
-      </w:r>
     </w:p>
     <w:p>
       <w:pPr/>
@@ -3345,24 +1902,6 @@
         </w:rPr>
         <w:t xml:space="preserve"> Allegaos á Dios, y él se allegará á vosotros. Pecadores, limpiad las manos; y vosotros de doblado ánimo, purificad los corazones.</w:t>
       </w:r>
-      <w:r>
-        <w:rPr>
-          <w:lang w:val="es_ES" w:bidi="es_ES"/>
-        </w:rPr>
-      </w:r>
-      <w:r>
-        <w:rPr>
-          <w:lang w:val="es_ES" w:bidi="es_ES"/>
-        </w:rPr>
-      </w:r>
-    </w:p>
-    <w:p>
-      <w:pPr/>
-      <w:r>
-        <w:rPr>
-          <w:lang w:val="es_ES" w:bidi="es_ES"/>
-        </w:rPr>
-      </w:r>
     </w:p>
     <w:p>
       <w:pPr/>
@@ -3384,24 +1923,6 @@
         </w:rPr>
         <w:t xml:space="preserve"> Afligíos, y lamentad, y llorad. Vuestra risa se convierta en lloro, y vuestro gozo en tristeza.</w:t>
       </w:r>
-      <w:r>
-        <w:rPr>
-          <w:lang w:val="es_ES" w:bidi="es_ES"/>
-        </w:rPr>
-      </w:r>
-      <w:r>
-        <w:rPr>
-          <w:lang w:val="es_ES" w:bidi="es_ES"/>
-        </w:rPr>
-      </w:r>
-    </w:p>
-    <w:p>
-      <w:pPr/>
-      <w:r>
-        <w:rPr>
-          <w:lang w:val="es_ES" w:bidi="es_ES"/>
-        </w:rPr>
-      </w:r>
     </w:p>
     <w:p>
       <w:pPr/>
@@ -3423,24 +1944,6 @@
         </w:rPr>
         <w:t xml:space="preserve"> Humillaos delante del Señor, y él os ensalzará.</w:t>
       </w:r>
-      <w:r>
-        <w:rPr>
-          <w:lang w:val="es_ES" w:bidi="es_ES"/>
-        </w:rPr>
-      </w:r>
-      <w:r>
-        <w:rPr>
-          <w:lang w:val="es_ES" w:bidi="es_ES"/>
-        </w:rPr>
-      </w:r>
-    </w:p>
-    <w:p>
-      <w:pPr/>
-      <w:r>
-        <w:rPr>
-          <w:lang w:val="es_ES" w:bidi="es_ES"/>
-        </w:rPr>
-      </w:r>
     </w:p>
     <w:p>
       <w:pPr/>
@@ -3462,24 +1965,6 @@
         </w:rPr>
         <w:t xml:space="preserve"> Hermanos, no murmuréis los unos de los otros. El que murmura del hermano, y juzga á su hermano, este tal murmura de la ley, y juzga á la ley; pero si tú juzgas á la ley, no eres guardador de la ley, sino juez.</w:t>
       </w:r>
-      <w:r>
-        <w:rPr>
-          <w:lang w:val="es_ES" w:bidi="es_ES"/>
-        </w:rPr>
-      </w:r>
-      <w:r>
-        <w:rPr>
-          <w:lang w:val="es_ES" w:bidi="es_ES"/>
-        </w:rPr>
-      </w:r>
-    </w:p>
-    <w:p>
-      <w:pPr/>
-      <w:r>
-        <w:rPr>
-          <w:lang w:val="es_ES" w:bidi="es_ES"/>
-        </w:rPr>
-      </w:r>
     </w:p>
     <w:p>
       <w:pPr/>
@@ -3501,24 +1986,6 @@
         </w:rPr>
         <w:t xml:space="preserve"> Uno es el dador de la ley, que puede salvar y perder: ¿quién eres tú que juzgas á otro?</w:t>
       </w:r>
-      <w:r>
-        <w:rPr>
-          <w:lang w:val="es_ES" w:bidi="es_ES"/>
-        </w:rPr>
-      </w:r>
-      <w:r>
-        <w:rPr>
-          <w:lang w:val="es_ES" w:bidi="es_ES"/>
-        </w:rPr>
-      </w:r>
-    </w:p>
-    <w:p>
-      <w:pPr/>
-      <w:r>
-        <w:rPr>
-          <w:lang w:val="es_ES" w:bidi="es_ES"/>
-        </w:rPr>
-      </w:r>
     </w:p>
     <w:p>
       <w:pPr/>
@@ -3540,24 +2007,6 @@
         </w:rPr>
         <w:t xml:space="preserve"> Ea ahora, los que decís: Hoy y mañana iremos á tal ciudad, y estaremos allá un año, y compraremos mercadería, y ganaremos:</w:t>
       </w:r>
-      <w:r>
-        <w:rPr>
-          <w:lang w:val="es_ES" w:bidi="es_ES"/>
-        </w:rPr>
-      </w:r>
-      <w:r>
-        <w:rPr>
-          <w:lang w:val="es_ES" w:bidi="es_ES"/>
-        </w:rPr>
-      </w:r>
-    </w:p>
-    <w:p>
-      <w:pPr/>
-      <w:r>
-        <w:rPr>
-          <w:lang w:val="es_ES" w:bidi="es_ES"/>
-        </w:rPr>
-      </w:r>
     </w:p>
     <w:p>
       <w:pPr/>
@@ -3579,24 +2028,6 @@
         </w:rPr>
         <w:t xml:space="preserve"> Y no sabéis lo que será mañana. Porque ¿qué es vuestra vida? Ciertamente es un vapor que se aparece por un poco de tiempo, y luego se desvanece.</w:t>
       </w:r>
-      <w:r>
-        <w:rPr>
-          <w:lang w:val="es_ES" w:bidi="es_ES"/>
-        </w:rPr>
-      </w:r>
-      <w:r>
-        <w:rPr>
-          <w:lang w:val="es_ES" w:bidi="es_ES"/>
-        </w:rPr>
-      </w:r>
-    </w:p>
-    <w:p>
-      <w:pPr/>
-      <w:r>
-        <w:rPr>
-          <w:lang w:val="es_ES" w:bidi="es_ES"/>
-        </w:rPr>
-      </w:r>
     </w:p>
     <w:p>
       <w:pPr/>
@@ -3618,24 +2049,6 @@
         </w:rPr>
         <w:t xml:space="preserve"> En lugar de lo cual deberíais decir: Si el Señor quisiere, y si viviéremos, haremos esto ó aquello.</w:t>
       </w:r>
-      <w:r>
-        <w:rPr>
-          <w:lang w:val="es_ES" w:bidi="es_ES"/>
-        </w:rPr>
-      </w:r>
-      <w:r>
-        <w:rPr>
-          <w:lang w:val="es_ES" w:bidi="es_ES"/>
-        </w:rPr>
-      </w:r>
-    </w:p>
-    <w:p>
-      <w:pPr/>
-      <w:r>
-        <w:rPr>
-          <w:lang w:val="es_ES" w:bidi="es_ES"/>
-        </w:rPr>
-      </w:r>
     </w:p>
     <w:p>
       <w:pPr/>
@@ -3657,24 +2070,6 @@
         </w:rPr>
         <w:t xml:space="preserve"> Mas ahora os jactáis en vuestras soberbias. Toda jactancia semejante es mala.</w:t>
       </w:r>
-      <w:r>
-        <w:rPr>
-          <w:lang w:val="es_ES" w:bidi="es_ES"/>
-        </w:rPr>
-      </w:r>
-      <w:r>
-        <w:rPr>
-          <w:lang w:val="es_ES" w:bidi="es_ES"/>
-        </w:rPr>
-      </w:r>
-    </w:p>
-    <w:p>
-      <w:pPr/>
-      <w:r>
-        <w:rPr>
-          <w:lang w:val="es_ES" w:bidi="es_ES"/>
-        </w:rPr>
-      </w:r>
     </w:p>
     <w:p>
       <w:pPr/>
@@ -3696,24 +2091,6 @@
         </w:rPr>
         <w:t xml:space="preserve"> El pecado, pues, está en aquel que sabe hacer lo bueno, y no lo hace.</w:t>
       </w:r>
-      <w:r>
-        <w:rPr>
-          <w:lang w:val="es_ES" w:bidi="es_ES"/>
-        </w:rPr>
-      </w:r>
-      <w:r>
-        <w:rPr>
-          <w:lang w:val="es_ES" w:bidi="es_ES"/>
-        </w:rPr>
-      </w:r>
-    </w:p>
-    <w:p>
-      <w:pPr/>
-      <w:r>
-        <w:rPr>
-          <w:lang w:val="es_ES" w:bidi="es_ES"/>
-        </w:rPr>
-      </w:r>
     </w:p>
     <w:p>
       <w:pPr>
@@ -3723,7 +2100,7 @@
         <w:rPr>
           <w:lang w:val="es_ES" w:bidi="es_ES"/>
         </w:rPr>
-        <w:t>James 5:1</w:t>
+        <w:t>Santiago 5:1</w:t>
       </w:r>
       <w:r>
         <w:rPr>
@@ -3751,24 +2128,6 @@
         </w:rPr>
         <w:t xml:space="preserve"> EA ya ahora, oh ricos, llorad aullando por vuestras miserias que os vendrán.</w:t>
       </w:r>
-      <w:r>
-        <w:rPr>
-          <w:lang w:val="es_ES" w:bidi="es_ES"/>
-        </w:rPr>
-      </w:r>
-      <w:r>
-        <w:rPr>
-          <w:lang w:val="es_ES" w:bidi="es_ES"/>
-        </w:rPr>
-      </w:r>
-    </w:p>
-    <w:p>
-      <w:pPr/>
-      <w:r>
-        <w:rPr>
-          <w:lang w:val="es_ES" w:bidi="es_ES"/>
-        </w:rPr>
-      </w:r>
     </w:p>
     <w:p>
       <w:pPr/>
@@ -3790,24 +2149,6 @@
         </w:rPr>
         <w:t xml:space="preserve"> Vuestras riquezas están podridas: vuestras ropas están comidas de polilla.</w:t>
       </w:r>
-      <w:r>
-        <w:rPr>
-          <w:lang w:val="es_ES" w:bidi="es_ES"/>
-        </w:rPr>
-      </w:r>
-      <w:r>
-        <w:rPr>
-          <w:lang w:val="es_ES" w:bidi="es_ES"/>
-        </w:rPr>
-      </w:r>
-    </w:p>
-    <w:p>
-      <w:pPr/>
-      <w:r>
-        <w:rPr>
-          <w:lang w:val="es_ES" w:bidi="es_ES"/>
-        </w:rPr>
-      </w:r>
     </w:p>
     <w:p>
       <w:pPr/>
@@ -3829,24 +2170,6 @@
         </w:rPr>
         <w:t xml:space="preserve"> Vuestro oro y plata están corrompidos de orín; y su orín os será en testimonio, y comerá del todo vuestras carnes como fuego. Os habéis allegado tesoro para en los postreros días.</w:t>
       </w:r>
-      <w:r>
-        <w:rPr>
-          <w:lang w:val="es_ES" w:bidi="es_ES"/>
-        </w:rPr>
-      </w:r>
-      <w:r>
-        <w:rPr>
-          <w:lang w:val="es_ES" w:bidi="es_ES"/>
-        </w:rPr>
-      </w:r>
-    </w:p>
-    <w:p>
-      <w:pPr/>
-      <w:r>
-        <w:rPr>
-          <w:lang w:val="es_ES" w:bidi="es_ES"/>
-        </w:rPr>
-      </w:r>
     </w:p>
     <w:p>
       <w:pPr/>
@@ -3868,24 +2191,6 @@
         </w:rPr>
         <w:t xml:space="preserve"> He aquí, el jornal de los obreros que han segado vuestras tierras, el cual por engaño no les ha sido pagado de vosotros, clama; y los clamores de los que habían segado, han entrado en los oídos del Señor de los ejércitos.</w:t>
       </w:r>
-      <w:r>
-        <w:rPr>
-          <w:lang w:val="es_ES" w:bidi="es_ES"/>
-        </w:rPr>
-      </w:r>
-      <w:r>
-        <w:rPr>
-          <w:lang w:val="es_ES" w:bidi="es_ES"/>
-        </w:rPr>
-      </w:r>
-    </w:p>
-    <w:p>
-      <w:pPr/>
-      <w:r>
-        <w:rPr>
-          <w:lang w:val="es_ES" w:bidi="es_ES"/>
-        </w:rPr>
-      </w:r>
     </w:p>
     <w:p>
       <w:pPr/>
@@ -3907,24 +2212,6 @@
         </w:rPr>
         <w:t xml:space="preserve"> Habéis vivido en deleites sobre la tierra, y sido disolutos; habéis cebado vuestros corazones como en el día de sacrificios.</w:t>
       </w:r>
-      <w:r>
-        <w:rPr>
-          <w:lang w:val="es_ES" w:bidi="es_ES"/>
-        </w:rPr>
-      </w:r>
-      <w:r>
-        <w:rPr>
-          <w:lang w:val="es_ES" w:bidi="es_ES"/>
-        </w:rPr>
-      </w:r>
-    </w:p>
-    <w:p>
-      <w:pPr/>
-      <w:r>
-        <w:rPr>
-          <w:lang w:val="es_ES" w:bidi="es_ES"/>
-        </w:rPr>
-      </w:r>
     </w:p>
     <w:p>
       <w:pPr/>
@@ -3946,24 +2233,6 @@
         </w:rPr>
         <w:t xml:space="preserve"> Habéis condenado y muerto al justo; y él no os resiste.</w:t>
       </w:r>
-      <w:r>
-        <w:rPr>
-          <w:lang w:val="es_ES" w:bidi="es_ES"/>
-        </w:rPr>
-      </w:r>
-      <w:r>
-        <w:rPr>
-          <w:lang w:val="es_ES" w:bidi="es_ES"/>
-        </w:rPr>
-      </w:r>
-    </w:p>
-    <w:p>
-      <w:pPr/>
-      <w:r>
-        <w:rPr>
-          <w:lang w:val="es_ES" w:bidi="es_ES"/>
-        </w:rPr>
-      </w:r>
     </w:p>
     <w:p>
       <w:pPr/>
@@ -3985,24 +2254,6 @@
         </w:rPr>
         <w:t xml:space="preserve"> Pues, hermanos, tened paciencia hasta la venida del Señor. Mirad cómo el labrador espera el precioso fruto de la tierra, aguardando con paciencia, hasta que reciba la lluvia temprana y tardía.</w:t>
       </w:r>
-      <w:r>
-        <w:rPr>
-          <w:lang w:val="es_ES" w:bidi="es_ES"/>
-        </w:rPr>
-      </w:r>
-      <w:r>
-        <w:rPr>
-          <w:lang w:val="es_ES" w:bidi="es_ES"/>
-        </w:rPr>
-      </w:r>
-    </w:p>
-    <w:p>
-      <w:pPr/>
-      <w:r>
-        <w:rPr>
-          <w:lang w:val="es_ES" w:bidi="es_ES"/>
-        </w:rPr>
-      </w:r>
     </w:p>
     <w:p>
       <w:pPr/>
@@ -4024,24 +2275,6 @@
         </w:rPr>
         <w:t xml:space="preserve"> Tened también vosotros paciencia; confirmad vuestros corazones: porque la venida del Señor se acerca.</w:t>
       </w:r>
-      <w:r>
-        <w:rPr>
-          <w:lang w:val="es_ES" w:bidi="es_ES"/>
-        </w:rPr>
-      </w:r>
-      <w:r>
-        <w:rPr>
-          <w:lang w:val="es_ES" w:bidi="es_ES"/>
-        </w:rPr>
-      </w:r>
-    </w:p>
-    <w:p>
-      <w:pPr/>
-      <w:r>
-        <w:rPr>
-          <w:lang w:val="es_ES" w:bidi="es_ES"/>
-        </w:rPr>
-      </w:r>
     </w:p>
     <w:p>
       <w:pPr/>
@@ -4063,24 +2296,6 @@
         </w:rPr>
         <w:t xml:space="preserve"> Hermanos, no os quejéis unos contra otros, porque no seáis condenados; he aquí, el juez está delante de la puerta.</w:t>
       </w:r>
-      <w:r>
-        <w:rPr>
-          <w:lang w:val="es_ES" w:bidi="es_ES"/>
-        </w:rPr>
-      </w:r>
-      <w:r>
-        <w:rPr>
-          <w:lang w:val="es_ES" w:bidi="es_ES"/>
-        </w:rPr>
-      </w:r>
-    </w:p>
-    <w:p>
-      <w:pPr/>
-      <w:r>
-        <w:rPr>
-          <w:lang w:val="es_ES" w:bidi="es_ES"/>
-        </w:rPr>
-      </w:r>
     </w:p>
     <w:p>
       <w:pPr/>
@@ -4102,24 +2317,6 @@
         </w:rPr>
         <w:t xml:space="preserve"> Hermanos míos, tomad por ejemplo de aflicción y de paciencia, á los profetas que hablaron en nombre del Señor.</w:t>
       </w:r>
-      <w:r>
-        <w:rPr>
-          <w:lang w:val="es_ES" w:bidi="es_ES"/>
-        </w:rPr>
-      </w:r>
-      <w:r>
-        <w:rPr>
-          <w:lang w:val="es_ES" w:bidi="es_ES"/>
-        </w:rPr>
-      </w:r>
-    </w:p>
-    <w:p>
-      <w:pPr/>
-      <w:r>
-        <w:rPr>
-          <w:lang w:val="es_ES" w:bidi="es_ES"/>
-        </w:rPr>
-      </w:r>
     </w:p>
     <w:p>
       <w:pPr/>
@@ -4141,24 +2338,6 @@
         </w:rPr>
         <w:t xml:space="preserve"> He aquí, tenemos por bienaventurados á los que sufren. Habéis oído la paciencia de Job, y habéis visto el fin del Señor, que el Señor es muy misericordioso y piadoso.</w:t>
       </w:r>
-      <w:r>
-        <w:rPr>
-          <w:lang w:val="es_ES" w:bidi="es_ES"/>
-        </w:rPr>
-      </w:r>
-      <w:r>
-        <w:rPr>
-          <w:lang w:val="es_ES" w:bidi="es_ES"/>
-        </w:rPr>
-      </w:r>
-    </w:p>
-    <w:p>
-      <w:pPr/>
-      <w:r>
-        <w:rPr>
-          <w:lang w:val="es_ES" w:bidi="es_ES"/>
-        </w:rPr>
-      </w:r>
     </w:p>
     <w:p>
       <w:pPr/>
@@ -4180,24 +2359,6 @@
         </w:rPr>
         <w:t xml:space="preserve"> Mas sobre todo, hermanos míos, no juréis, ni por el cielo, ni por la tierra, ni por otro cualquier juramento; sino vuestro sí sea sí, y vuestro no sea no; porque no caigáis en condenación.</w:t>
       </w:r>
-      <w:r>
-        <w:rPr>
-          <w:lang w:val="es_ES" w:bidi="es_ES"/>
-        </w:rPr>
-      </w:r>
-      <w:r>
-        <w:rPr>
-          <w:lang w:val="es_ES" w:bidi="es_ES"/>
-        </w:rPr>
-      </w:r>
-    </w:p>
-    <w:p>
-      <w:pPr/>
-      <w:r>
-        <w:rPr>
-          <w:lang w:val="es_ES" w:bidi="es_ES"/>
-        </w:rPr>
-      </w:r>
     </w:p>
     <w:p>
       <w:pPr/>
@@ -4219,24 +2380,6 @@
         </w:rPr>
         <w:t xml:space="preserve"> ¿Está alguno entre vosotros afligido? haga oración. ¿Está alguno alegre? cante salmos.</w:t>
       </w:r>
-      <w:r>
-        <w:rPr>
-          <w:lang w:val="es_ES" w:bidi="es_ES"/>
-        </w:rPr>
-      </w:r>
-      <w:r>
-        <w:rPr>
-          <w:lang w:val="es_ES" w:bidi="es_ES"/>
-        </w:rPr>
-      </w:r>
-    </w:p>
-    <w:p>
-      <w:pPr/>
-      <w:r>
-        <w:rPr>
-          <w:lang w:val="es_ES" w:bidi="es_ES"/>
-        </w:rPr>
-      </w:r>
     </w:p>
     <w:p>
       <w:pPr/>
@@ -4258,24 +2401,6 @@
         </w:rPr>
         <w:t xml:space="preserve"> ¿Está alguno enfermo entre vosotros? llame á los ancianos de la iglesia, y oren por él, ungiéndole con aceite en el nombre del Señor.</w:t>
       </w:r>
-      <w:r>
-        <w:rPr>
-          <w:lang w:val="es_ES" w:bidi="es_ES"/>
-        </w:rPr>
-      </w:r>
-      <w:r>
-        <w:rPr>
-          <w:lang w:val="es_ES" w:bidi="es_ES"/>
-        </w:rPr>
-      </w:r>
-    </w:p>
-    <w:p>
-      <w:pPr/>
-      <w:r>
-        <w:rPr>
-          <w:lang w:val="es_ES" w:bidi="es_ES"/>
-        </w:rPr>
-      </w:r>
     </w:p>
     <w:p>
       <w:pPr/>
@@ -4297,24 +2422,6 @@
         </w:rPr>
         <w:t xml:space="preserve"> Y la oración de fe salvará al enfermo, y el Señor lo levantará; y si estuviere en pecados, le serán perdonados.</w:t>
       </w:r>
-      <w:r>
-        <w:rPr>
-          <w:lang w:val="es_ES" w:bidi="es_ES"/>
-        </w:rPr>
-      </w:r>
-      <w:r>
-        <w:rPr>
-          <w:lang w:val="es_ES" w:bidi="es_ES"/>
-        </w:rPr>
-      </w:r>
-    </w:p>
-    <w:p>
-      <w:pPr/>
-      <w:r>
-        <w:rPr>
-          <w:lang w:val="es_ES" w:bidi="es_ES"/>
-        </w:rPr>
-      </w:r>
     </w:p>
     <w:p>
       <w:pPr/>
@@ -4336,24 +2443,6 @@
         </w:rPr>
         <w:t xml:space="preserve"> Confesaos vuestras faltas unos á otros, y rogad los unos por los otros, para que seáis sanos; la oración del justo, obrando eficazmente, puede mucho.</w:t>
       </w:r>
-      <w:r>
-        <w:rPr>
-          <w:lang w:val="es_ES" w:bidi="es_ES"/>
-        </w:rPr>
-      </w:r>
-      <w:r>
-        <w:rPr>
-          <w:lang w:val="es_ES" w:bidi="es_ES"/>
-        </w:rPr>
-      </w:r>
-    </w:p>
-    <w:p>
-      <w:pPr/>
-      <w:r>
-        <w:rPr>
-          <w:lang w:val="es_ES" w:bidi="es_ES"/>
-        </w:rPr>
-      </w:r>
     </w:p>
     <w:p>
       <w:pPr/>
@@ -4375,24 +2464,6 @@
         </w:rPr>
         <w:t xml:space="preserve"> Elías era hombre sujeto á semejantes pasiones que nosotros, y rogó con oración que no lloviese, y no llovió sobre la tierra en tres años y seis meses.</w:t>
       </w:r>
-      <w:r>
-        <w:rPr>
-          <w:lang w:val="es_ES" w:bidi="es_ES"/>
-        </w:rPr>
-      </w:r>
-      <w:r>
-        <w:rPr>
-          <w:lang w:val="es_ES" w:bidi="es_ES"/>
-        </w:rPr>
-      </w:r>
-    </w:p>
-    <w:p>
-      <w:pPr/>
-      <w:r>
-        <w:rPr>
-          <w:lang w:val="es_ES" w:bidi="es_ES"/>
-        </w:rPr>
-      </w:r>
     </w:p>
     <w:p>
       <w:pPr/>
@@ -4414,24 +2485,6 @@
         </w:rPr>
         <w:t xml:space="preserve"> Y otra vez oró, y el cielo dió lluvia, y la tierra produjo su fruto.</w:t>
       </w:r>
-      <w:r>
-        <w:rPr>
-          <w:lang w:val="es_ES" w:bidi="es_ES"/>
-        </w:rPr>
-      </w:r>
-      <w:r>
-        <w:rPr>
-          <w:lang w:val="es_ES" w:bidi="es_ES"/>
-        </w:rPr>
-      </w:r>
-    </w:p>
-    <w:p>
-      <w:pPr/>
-      <w:r>
-        <w:rPr>
-          <w:lang w:val="es_ES" w:bidi="es_ES"/>
-        </w:rPr>
-      </w:r>
     </w:p>
     <w:p>
       <w:pPr/>
@@ -4453,24 +2506,6 @@
         </w:rPr>
         <w:t xml:space="preserve"> Hermanos, si alguno de entre vosotros ha errado de la verdad, y alguno le convirtiere,</w:t>
       </w:r>
-      <w:r>
-        <w:rPr>
-          <w:lang w:val="es_ES" w:bidi="es_ES"/>
-        </w:rPr>
-      </w:r>
-      <w:r>
-        <w:rPr>
-          <w:lang w:val="es_ES" w:bidi="es_ES"/>
-        </w:rPr>
-      </w:r>
-    </w:p>
-    <w:p>
-      <w:pPr/>
-      <w:r>
-        <w:rPr>
-          <w:lang w:val="es_ES" w:bidi="es_ES"/>
-        </w:rPr>
-      </w:r>
     </w:p>
     <w:p>
       <w:pPr/>
@@ -4491,16 +2526,6 @@
           <w:lang w:val="es_ES" w:bidi="es_ES"/>
         </w:rPr>
         <w:t xml:space="preserve"> Sepa que el que hubiere hecho convertir al pecador del error de su camino, salvará un alma de muerte, y cubrirá multitud de pecados.</w:t>
-      </w:r>
-      <w:r>
-        <w:rPr>
-          <w:lang w:val="es_ES" w:bidi="es_ES"/>
-        </w:rPr>
-      </w:r>
-      <w:r>
-        <w:rPr>
-          <w:lang w:val="es_ES" w:bidi="es_ES"/>
-        </w:rPr>
       </w:r>
     </w:p>
     <w:sectPr>
